--- a/docs/전달용/보고서_분담/초안_카메라.docx
+++ b/docs/전달용/보고서_분담/초안_카메라.docx
@@ -1500,7 +1500,7 @@
                 <w:sz w:val="16"/>
                 <w:szCs w:val="16"/>
               </w:rPr>
-              <w:t xml:space="preserve">[근거: src/color_shape_detector/color_shape_detector/basic_image_subscriberdock.py:227-234]</w:t>
+              <w:t xml:space="preserve">[근거: src/color_shape_detector/color_shape_detector/basic_image_subscriberdock.py:248-255]</w:t>
             </w:r>
           </w:p>
         </w:tc>
@@ -1778,7 +1778,7 @@
                 <w:sz w:val="16"/>
                 <w:szCs w:val="16"/>
               </w:rPr>
-              <w:t xml:space="preserve">[근거: src/color_shape_detector/config/vision.yaml:179]</w:t>
+              <w:t xml:space="preserve">[근거: src/color_shape_detector/config/vision.yaml:180]</w:t>
             </w:r>
             <w:r>
               <w:rPr>
@@ -1795,7 +1795,7 @@
                 <w:sz w:val="16"/>
                 <w:szCs w:val="16"/>
               </w:rPr>
-              <w:t xml:space="preserve">[근거: src/color_shape_detector/config/vision.yaml:185-186]</w:t>
+              <w:t xml:space="preserve">[근거: src/color_shape_detector/config/vision.yaml:186-187]</w:t>
             </w:r>
           </w:p>
         </w:tc>
@@ -1977,7 +1977,7 @@
                 <w:sz w:val="16"/>
                 <w:szCs w:val="16"/>
               </w:rPr>
-              <w:t xml:space="preserve">[근거: src/color_shape_detector/config/vision.yaml:178-184]</w:t>
+              <w:t xml:space="preserve">[근거: src/color_shape_detector/config/vision.yaml:179-185]</w:t>
             </w:r>
           </w:p>
         </w:tc>
@@ -2195,7 +2195,7 @@
                 <w:sz w:val="16"/>
                 <w:szCs w:val="16"/>
               </w:rPr>
-              <w:t xml:space="preserve">[근거: src/color_shape_detector/config/vision.yaml:175-176]</w:t>
+              <w:t xml:space="preserve">[근거: src/color_shape_detector/config/vision.yaml:176-177]</w:t>
             </w:r>
           </w:p>
         </w:tc>
@@ -2471,15 +2471,15 @@
                 <w:sz w:val="20"/>
                 <w:szCs w:val="20"/>
               </w:rPr>
-              <w:t xml:space="preserve">모드와 무관하게</w:t>
-            </w:r>
-            <w:r>
-              <w:rPr>
-                <w:rFonts w:ascii="Malgun Gothic" w:cs="Malgun Gothic" w:eastAsia="Malgun Gothic" w:hAnsi="Malgun Gothic"/>
-                <w:sz w:val="20"/>
-                <w:szCs w:val="20"/>
-              </w:rPr>
-              <w:t xml:space="preserve"> 10000.0 만 낸다 </w:t>
+              <w:t xml:space="preserve">담당 모드(7)에서만</w:t>
+            </w:r>
+            <w:r>
+              <w:rPr>
+                <w:rFonts w:ascii="Malgun Gothic" w:cs="Malgun Gothic" w:eastAsia="Malgun Gothic" w:hAnsi="Malgun Gothic"/>
+                <w:sz w:val="20"/>
+                <w:szCs w:val="20"/>
+              </w:rPr>
+              <w:t xml:space="preserve"> 10000.0 과 5 s 주기 ERROR 를 내고 그 외 모드에서는 발행하지 않는다 </w:t>
             </w:r>
             <w:r>
               <w:rPr>
@@ -2488,7 +2488,7 @@
                 <w:sz w:val="16"/>
                 <w:szCs w:val="16"/>
               </w:rPr>
-              <w:t xml:space="preserve">[근거: src/color_shape_detector/color_shape_detector/basic_image_subscriberdock.py:111-120]</w:t>
+              <w:t xml:space="preserve">[근거: src/color_shape_detector/color_shape_detector/basic_image_subscriberdock.py:119-128]</w:t>
             </w:r>
             <w:r>
               <w:rPr>
@@ -2505,7 +2505,7 @@
                 <w:sz w:val="16"/>
                 <w:szCs w:val="16"/>
               </w:rPr>
-              <w:t xml:space="preserve">[근거: src/color_shape_detector/color_shape_detector/basic_image_subscriberdock.py:164-166]</w:t>
+              <w:t xml:space="preserve">[근거: src/color_shape_detector/color_shape_detector/basic_image_subscriberdock.py:175-198]</w:t>
             </w:r>
           </w:p>
         </w:tc>
@@ -5940,7 +5940,7 @@
                 <w:sz w:val="16"/>
                 <w:szCs w:val="16"/>
               </w:rPr>
-              <w:t xml:space="preserve">[근거: src/color_shape_detector/color_shape_detector/basic_image_subscriberdock.py:77]</w:t>
+              <w:t xml:space="preserve">[근거: src/color_shape_detector/color_shape_detector/basic_image_subscriberdock.py:82]</w:t>
             </w:r>
           </w:p>
         </w:tc>
@@ -9575,7 +9575,7 @@
                 <w:sz w:val="20"/>
                 <w:szCs w:val="20"/>
               </w:rPr>
-              <w:t xml:space="preserve">src/color_shape_detector/config/vision.yaml:183-184</w:t>
+              <w:t xml:space="preserve">src/color_shape_detector/config/vision.yaml:184-185</w:t>
             </w:r>
           </w:p>
         </w:tc>
@@ -9628,7 +9628,7 @@
                 <w:sz w:val="16"/>
                 <w:szCs w:val="16"/>
               </w:rPr>
-              <w:t xml:space="preserve">[근거: src/color_shape_detector/config/vision.yaml:177]</w:t>
+              <w:t xml:space="preserve">[근거: src/color_shape_detector/config/vision.yaml:178]</w:t>
             </w:r>
           </w:p>
         </w:tc>
@@ -9862,7 +9862,7 @@
                 <w:sz w:val="20"/>
                 <w:szCs w:val="20"/>
               </w:rPr>
-              <w:t xml:space="preserve">src/color_shape_detector/config/vision.yaml:172-173</w:t>
+              <w:t xml:space="preserve">src/color_shape_detector/config/vision.yaml:173-174</w:t>
             </w:r>
           </w:p>
         </w:tc>
@@ -9898,7 +9898,7 @@
                 <w:sz w:val="16"/>
                 <w:szCs w:val="16"/>
               </w:rPr>
-              <w:t xml:space="preserve">[근거: src/color_shape_detector/config/vision.yaml:169-171]</w:t>
+              <w:t xml:space="preserve">[근거: src/color_shape_detector/config/vision.yaml:169-172]</w:t>
             </w:r>
           </w:p>
         </w:tc>
@@ -10801,7 +10801,7 @@
                 <w:sz w:val="16"/>
                 <w:szCs w:val="16"/>
               </w:rPr>
-              <w:t xml:space="preserve">[근거: src/color_shape_detector/color_shape_detector/basic_image_subscriberdock.py:209-216]</w:t>
+              <w:t xml:space="preserve">[근거: src/color_shape_detector/color_shape_detector/basic_image_subscriberdock.py:230-237]</w:t>
             </w:r>
           </w:p>
         </w:tc>
@@ -11130,7 +11130,23 @@
                 <w:sz w:val="20"/>
                 <w:szCs w:val="20"/>
               </w:rPr>
-              <w:t xml:space="preserve">부팅 ERROR, 이후 매 프레임 10000.0 (모드 게이트보다 앞)</w:t>
+              <w:t xml:space="preserve">부팅 ERROR. 모드 7 에서만 매 프레임 10000.0 + 5 s 주기 ERROR, 그 외 모드 발행 없음 (</w:t>
+            </w:r>
+            <w:r>
+              <w:rPr>
+                <w:rFonts w:ascii="Consolas" w:cs="Consolas" w:eastAsia="Consolas" w:hAnsi="Consolas"/>
+                <w:sz w:val="18"/>
+                <w:szCs w:val="18"/>
+              </w:rPr>
+              <w:t xml:space="preserve">dock_frame_action</w:t>
+            </w:r>
+            <w:r>
+              <w:rPr>
+                <w:rFonts w:ascii="Malgun Gothic" w:cs="Malgun Gothic" w:eastAsia="Malgun Gothic" w:hAnsi="Malgun Gothic"/>
+                <w:sz w:val="20"/>
+                <w:szCs w:val="20"/>
+              </w:rPr>
+              <w:t xml:space="preserve">)</w:t>
             </w:r>
           </w:p>
         </w:tc>
@@ -11158,7 +11174,7 @@
                 <w:sz w:val="16"/>
                 <w:szCs w:val="16"/>
               </w:rPr>
-              <w:t xml:space="preserve">[근거: src/color_shape_detector/color_shape_detector/basic_image_subscriberdock.py:108-120]</w:t>
+              <w:t xml:space="preserve">[근거: src/color_shape_detector/color_shape_detector/basic_image_subscriberdock.py:110-128]</w:t>
             </w:r>
             <w:r>
               <w:rPr>
@@ -11175,7 +11191,7 @@
                 <w:sz w:val="16"/>
                 <w:szCs w:val="16"/>
               </w:rPr>
-              <w:t xml:space="preserve">[근거: src/color_shape_detector/color_shape_detector/basic_image_subscriberdock.py:164-166]</w:t>
+              <w:t xml:space="preserve">[근거: src/color_shape_detector/color_shape_detector/basic_image_subscriberdock.py:175-198]</w:t>
             </w:r>
           </w:p>
         </w:tc>
@@ -13113,7 +13129,7 @@
           <w:sz w:val="20"/>
           <w:szCs w:val="20"/>
         </w:rPr>
-        <w:t xml:space="preserve"> 실행 결과 85개 전부 통과했다(lint 3종은 이 스크립트에서 제외되어 </w:t>
+        <w:t xml:space="preserve"> 실행 결과 95개 전부 통과했다(게이트 순서 수정 ff289f7 반영 후)(lint 3종은 이 스크립트에서 제외되어 </w:t>
       </w:r>
       <w:r>
         <w:rPr>
@@ -13338,7 +13354,7 @@
                 <w:sz w:val="20"/>
                 <w:szCs w:val="20"/>
               </w:rPr>
-              <w:t xml:space="preserve">27</w:t>
+              <w:t xml:space="preserve">32</w:t>
             </w:r>
           </w:p>
         </w:tc>
@@ -13365,7 +13381,23 @@
                 <w:sz w:val="20"/>
                 <w:szCs w:val="20"/>
               </w:rPr>
-              <w:t xml:space="preserve">원형도 값, 3형상 분류·크기 불변·소형/가는 사각/낮은 extent/울퉁불퉁 노이즈 거부, 원형도의 꼭짓점 판정 덮어쓰기, 확인 N·창 방식(깜빡임 2종, 창=N 과 옛 연속 N 의 무작위 시퀀스 일치, 색 뒤집힘 시 None, 교대 입력 미확정, window&lt;N 보정) </w:t>
+              <w:t xml:space="preserve">프레임 판정 진리표(</w:t>
+            </w:r>
+            <w:r>
+              <w:rPr>
+                <w:rFonts w:ascii="Consolas" w:cs="Consolas" w:eastAsia="Consolas" w:hAnsi="Consolas"/>
+                <w:sz w:val="18"/>
+                <w:szCs w:val="18"/>
+              </w:rPr>
+              <w:t xml:space="preserve">dock_frame_action</w:t>
+            </w:r>
+            <w:r>
+              <w:rPr>
+                <w:rFonts w:ascii="Malgun Gothic" w:cs="Malgun Gothic" w:eastAsia="Malgun Gothic" w:hAnsi="Malgun Gothic"/>
+                <w:sz w:val="20"/>
+                <w:szCs w:val="20"/>
+              </w:rPr>
+              <w:t xml:space="preserve">), 원형도 값, 3형상 분류·크기 불변·소형/가는 사각/낮은 extent/울퉁불퉁 노이즈 거부, 원형도의 꼭짓점 판정 덮어쓰기, 확인 N·창 방식(깜빡임 2종, 창=N 과 옛 연속 N 의 무작위 시퀀스 일치, 색 뒤집힘 시 None, 교대 입력 미확정, window&lt;N 보정) </w:t>
             </w:r>
             <w:r>
               <w:rPr>
@@ -13374,7 +13406,7 @@
                 <w:sz w:val="16"/>
                 <w:szCs w:val="16"/>
               </w:rPr>
-              <w:t xml:space="preserve">[근거: src/color_shape_detector/test/test_dock_logic.py:47-297]</w:t>
+              <w:t xml:space="preserve">[근거: src/color_shape_detector/test/test_dock_logic.py:49-299]</w:t>
             </w:r>
           </w:p>
         </w:tc>
@@ -13651,6 +13683,147 @@
                 <w:szCs w:val="16"/>
               </w:rPr>
               <w:t xml:space="preserve">[근거: src/color_shape_detector/test/test_mode_gate.py:33-155]</w:t>
+            </w:r>
+          </w:p>
+        </w:tc>
+      </w:tr>
+      <w:tr>
+        <w:tc>
+          <w:tcPr>
+            <w:tcW w:type="dxa" w:w="3120"/>
+            <w:tcBorders>
+              <w:top w:val="single" w:color="000000" w:sz="6"/>
+              <w:left w:val="single" w:color="000000" w:sz="6"/>
+              <w:bottom w:val="single" w:color="000000" w:sz="6"/>
+              <w:right w:val="single" w:color="000000" w:sz="6"/>
+            </w:tcBorders>
+            <w:tcMar>
+              <w:top w:type="dxa" w:w="60"/>
+              <w:left w:type="dxa" w:w="90"/>
+              <w:bottom w:type="dxa" w:w="60"/>
+              <w:right w:type="dxa" w:w="90"/>
+            </w:tcMar>
+          </w:tcPr>
+          <w:p>
+            <w:r>
+              <w:rPr>
+                <w:rFonts w:ascii="Consolas" w:cs="Consolas" w:eastAsia="Consolas" w:hAnsi="Consolas"/>
+                <w:sz w:val="18"/>
+                <w:szCs w:val="18"/>
+              </w:rPr>
+              <w:t xml:space="preserve">test/test_detector_gate_order.py</w:t>
+            </w:r>
+          </w:p>
+        </w:tc>
+        <w:tc>
+          <w:tcPr>
+            <w:tcW w:type="dxa" w:w="3120"/>
+            <w:tcBorders>
+              <w:top w:val="single" w:color="000000" w:sz="6"/>
+              <w:left w:val="single" w:color="000000" w:sz="6"/>
+              <w:bottom w:val="single" w:color="000000" w:sz="6"/>
+              <w:right w:val="single" w:color="000000" w:sz="6"/>
+            </w:tcBorders>
+            <w:tcMar>
+              <w:top w:type="dxa" w:w="60"/>
+              <w:left w:type="dxa" w:w="90"/>
+              <w:bottom w:type="dxa" w:w="60"/>
+              <w:right w:type="dxa" w:w="90"/>
+            </w:tcMar>
+          </w:tcPr>
+          <w:p>
+            <w:r>
+              <w:rPr>
+                <w:rFonts w:ascii="Malgun Gothic" w:cs="Malgun Gothic" w:eastAsia="Malgun Gothic" w:hAnsi="Malgun Gothic"/>
+                <w:sz w:val="20"/>
+                <w:szCs w:val="20"/>
+              </w:rPr>
+              <w:t xml:space="preserve">5</w:t>
+            </w:r>
+          </w:p>
+        </w:tc>
+        <w:tc>
+          <w:tcPr>
+            <w:tcW w:type="dxa" w:w="3120"/>
+            <w:tcBorders>
+              <w:top w:val="single" w:color="000000" w:sz="6"/>
+              <w:left w:val="single" w:color="000000" w:sz="6"/>
+              <w:bottom w:val="single" w:color="000000" w:sz="6"/>
+              <w:right w:val="single" w:color="000000" w:sz="6"/>
+            </w:tcBorders>
+            <w:tcMar>
+              <w:top w:type="dxa" w:w="60"/>
+              <w:left w:type="dxa" w:w="90"/>
+              <w:bottom w:type="dxa" w:w="60"/>
+              <w:right w:type="dxa" w:w="90"/>
+            </w:tcMar>
+          </w:tcPr>
+          <w:p>
+            <w:r>
+              <w:rPr>
+                <w:rFonts w:ascii="Malgun Gothic" w:cs="Malgun Gothic" w:eastAsia="Malgun Gothic" w:hAnsi="Malgun Gothic"/>
+                <w:sz w:val="20"/>
+                <w:szCs w:val="20"/>
+              </w:rPr>
+              <w:t xml:space="preserve">gate·turn·dock 소스를 ast 로 읽어 </w:t>
+            </w:r>
+            <w:r>
+              <w:rPr>
+                <w:rFonts w:ascii="Consolas" w:cs="Consolas" w:eastAsia="Consolas" w:hAnsi="Consolas"/>
+                <w:sz w:val="18"/>
+                <w:szCs w:val="18"/>
+              </w:rPr>
+              <w:t xml:space="preserve">color_callback</w:t>
+            </w:r>
+            <w:r>
+              <w:rPr>
+                <w:rFonts w:ascii="Malgun Gothic" w:cs="Malgun Gothic" w:eastAsia="Malgun Gothic" w:hAnsi="Malgun Gothic"/>
+                <w:sz w:val="20"/>
+                <w:szCs w:val="20"/>
+              </w:rPr>
+              <w:t xml:space="preserve"> 의 첫 발행이 모드 게이트 뒤인지, dock 이 </w:t>
+            </w:r>
+            <w:r>
+              <w:rPr>
+                <w:rFonts w:ascii="Consolas" w:cs="Consolas" w:eastAsia="Consolas" w:hAnsi="Consolas"/>
+                <w:sz w:val="18"/>
+                <w:szCs w:val="18"/>
+              </w:rPr>
+              <w:t xml:space="preserve">dock_frame_action</w:t>
+            </w:r>
+            <w:r>
+              <w:rPr>
+                <w:rFonts w:ascii="Malgun Gothic" w:cs="Malgun Gothic" w:eastAsia="Malgun Gothic" w:hAnsi="Malgun Gothic"/>
+                <w:sz w:val="20"/>
+                <w:szCs w:val="20"/>
+              </w:rPr>
+              <w:t xml:space="preserve"> 으로 분기하는지 검사. 수정 전 코드에서는 2개 실패 </w:t>
+            </w:r>
+            <w:r>
+              <w:rPr>
+                <w:rFonts w:ascii="Malgun Gothic" w:cs="Malgun Gothic" w:eastAsia="Malgun Gothic" w:hAnsi="Malgun Gothic"/>
+                <w:color w:val="7F7F7F"/>
+                <w:sz w:val="16"/>
+                <w:szCs w:val="16"/>
+              </w:rPr>
+              <w:t xml:space="preserve">[근거: src/color_shape_detector/test/test_detector_gate_order.py:1-5]</w:t>
+            </w:r>
+            <w:r>
+              <w:rPr>
+                <w:rFonts w:ascii="Malgun Gothic" w:cs="Malgun Gothic" w:eastAsia="Malgun Gothic" w:hAnsi="Malgun Gothic"/>
+                <w:sz w:val="20"/>
+                <w:szCs w:val="20"/>
+              </w:rPr>
+              <w:t xml:space="preserve"> </w:t>
+            </w:r>
+            <w:r>
+              <w:rPr>
+                <w:rFonts w:ascii="Malgun Gothic" w:cs="Malgun Gothic" w:eastAsia="Malgun Gothic" w:hAnsi="Malgun Gothic"/>
+                <w:color w:val="7F7F7F"/>
+                <w:sz w:val="16"/>
+                <w:szCs w:val="16"/>
+              </w:rPr>
+              <w:t xml:space="preserve">[근거: 커밋 ff289f7]</w:t>
             </w:r>
           </w:p>
         </w:tc>
@@ -15030,7 +15203,7 @@
           <w:sz w:val="16"/>
           <w:szCs w:val="16"/>
         </w:rPr>
-        <w:t xml:space="preserve">[근거: src/color_shape_detector/config/vision.yaml:169-173]</w:t>
+        <w:t xml:space="preserve">[근거: src/color_shape_detector/config/vision.yaml:169-174]</w:t>
       </w:r>
       <w:r>
         <w:rPr>
@@ -15077,7 +15250,23 @@
           <w:sz w:val="20"/>
           <w:szCs w:val="20"/>
         </w:rPr>
-        <w:t xml:space="preserve">오타 등 유효값 밖이면 부팅 때 ERROR 를 내고 검출을 하지 않으며 매 프레임 10000.0 만 발행한다. 이 분기는 모드 게이트보다 앞이라 담당 모드가 아닐 때도 발행한다 </w:t>
+        <w:t xml:space="preserve">오타 등 유효값 밖이면 부팅 때 ERROR 를 내고 검출을 하지 않는다. 담당 모드(7)에서만 매 프레임 10000.0 을 내고 5 s 마다 ERROR 로 원인을 다시 알린다. 그 외 모드에서는 발행하지 않아 turn 검출기의 </w:t>
+      </w:r>
+      <w:r>
+        <w:rPr>
+          <w:rFonts w:ascii="Consolas" w:cs="Consolas" w:eastAsia="Consolas" w:hAnsi="Consolas"/>
+          <w:sz w:val="18"/>
+          <w:szCs w:val="18"/>
+        </w:rPr>
+        <w:t xml:space="preserve">/image_angle</w:t>
+      </w:r>
+      <w:r>
+        <w:rPr>
+          <w:rFonts w:ascii="Malgun Gothic" w:cs="Malgun Gothic" w:eastAsia="Malgun Gothic" w:hAnsi="Malgun Gothic"/>
+          <w:sz w:val="20"/>
+          <w:szCs w:val="20"/>
+        </w:rPr>
+        <w:t xml:space="preserve"> 을 덮지 않는다 </w:t>
       </w:r>
       <w:r>
         <w:rPr>
@@ -15086,7 +15275,7 @@
           <w:sz w:val="16"/>
           <w:szCs w:val="16"/>
         </w:rPr>
-        <w:t xml:space="preserve">[근거: src/color_shape_detector/color_shape_detector/basic_image_subscriberdock.py:108-120]</w:t>
+        <w:t xml:space="preserve">[근거: src/color_shape_detector/color_shape_detector/basic_image_subscriberdock.py:110-128]</w:t>
       </w:r>
       <w:r>
         <w:rPr>
@@ -15103,7 +15292,24 @@
           <w:sz w:val="16"/>
           <w:szCs w:val="16"/>
         </w:rPr>
-        <w:t xml:space="preserve">[근거: src/color_shape_detector/color_shape_detector/basic_image_subscriberdock.py:164-166]</w:t>
+        <w:t xml:space="preserve">[근거: src/color_shape_detector/color_shape_detector/basic_image_subscriberdock.py:175-198]</w:t>
+      </w:r>
+      <w:r>
+        <w:rPr>
+          <w:rFonts w:ascii="Malgun Gothic" w:cs="Malgun Gothic" w:eastAsia="Malgun Gothic" w:hAnsi="Malgun Gothic"/>
+          <w:sz w:val="20"/>
+          <w:szCs w:val="20"/>
+        </w:rPr>
+        <w:t xml:space="preserve">. 2026-10-28 이전에는 이 분기가 모드 게이트보다 앞이라 모드 2·3 에서도 10000 이 섞였다 </w:t>
+      </w:r>
+      <w:r>
+        <w:rPr>
+          <w:rFonts w:ascii="Malgun Gothic" w:cs="Malgun Gothic" w:eastAsia="Malgun Gothic" w:hAnsi="Malgun Gothic"/>
+          <w:color w:val="7F7F7F"/>
+          <w:sz w:val="16"/>
+          <w:szCs w:val="16"/>
+        </w:rPr>
+        <w:t xml:space="preserve">[근거: 커밋 ff289f7]</w:t>
       </w:r>
       <w:r>
         <w:rPr>
@@ -15158,7 +15364,7 @@
           <w:sz w:val="16"/>
           <w:szCs w:val="16"/>
         </w:rPr>
-        <w:t xml:space="preserve">[근거: src/color_shape_detector/color_shape_detector/basic_image_subscriberdock.py:227-258]</w:t>
+        <w:t xml:space="preserve">[근거: src/color_shape_detector/color_shape_detector/basic_image_subscriberdock.py:248-279]</w:t>
       </w:r>
       <w:r>
         <w:rPr>
@@ -15353,7 +15559,7 @@
           <w:sz w:val="16"/>
           <w:szCs w:val="16"/>
         </w:rPr>
-        <w:t xml:space="preserve">[근거: src/color_shape_detector/color_shape_detector/basic_image_subscriberdock.py:263-272]</w:t>
+        <w:t xml:space="preserve">[근거: src/color_shape_detector/color_shape_detector/basic_image_subscriberdock.py:284-293]</w:t>
       </w:r>
       <w:r>
         <w:rPr>
@@ -15408,7 +15614,7 @@
           <w:sz w:val="16"/>
           <w:szCs w:val="16"/>
         </w:rPr>
-        <w:t xml:space="preserve">[근거: src/color_shape_detector/color_shape_detector/basic_image_subscriberdock.py:123-127]</w:t>
+        <w:t xml:space="preserve">[근거: src/color_shape_detector/color_shape_detector/basic_image_subscriberdock.py:131-135]</w:t>
       </w:r>
       <w:r>
         <w:rPr>
@@ -15442,7 +15648,7 @@
           <w:sz w:val="16"/>
           <w:szCs w:val="16"/>
         </w:rPr>
-        <w:t xml:space="preserve">[근거: src/color_shape_detector/color_shape_detector/basic_image_subscriberdock.py:200-216]</w:t>
+        <w:t xml:space="preserve">[근거: src/color_shape_detector/color_shape_detector/basic_image_subscriberdock.py:221-237]</w:t>
       </w:r>
       <w:r>
         <w:rPr>
@@ -15497,7 +15703,7 @@
           <w:sz w:val="16"/>
           <w:szCs w:val="16"/>
         </w:rPr>
-        <w:t xml:space="preserve">[근거: src/color_shape_detector/config/vision.yaml:177]</w:t>
+        <w:t xml:space="preserve">[근거: src/color_shape_detector/config/vision.yaml:178]</w:t>
       </w:r>
       <w:r>
         <w:rPr>
@@ -15648,7 +15854,7 @@
           <w:sz w:val="16"/>
           <w:szCs w:val="16"/>
         </w:rPr>
-        <w:t xml:space="preserve">[근거: src/color_shape_detector/color_shape_detector/basic_image_subscriberdock.py:61-62]</w:t>
+        <w:t xml:space="preserve">[근거: src/color_shape_detector/color_shape_detector/basic_image_subscriberdock.py:66-67]</w:t>
       </w:r>
       <w:r>
         <w:rPr>
